--- a/countries/eswatini/output/UPR39_Eswatini_Thematic_List_of_Recommendations_ASSESSED.docx
+++ b/countries/eswatini/output/UPR39_Eswatini_Thematic_List_of_Recommendations_ASSESSED.docx
@@ -2707,7 +2707,7 @@
               <w:t xml:space="preserve">Assessment: </w:t>
             </w:r>
             <w:r>
-              <w:t>The documents contain no information on this ask.</w:t>
+              <w:t>The documents contain no information on this recommendation.</w:t>
             </w:r>
           </w:p>
         </w:tc>
@@ -7492,7 +7492,7 @@
               <w:t xml:space="preserve">Assessment: </w:t>
             </w:r>
             <w:r>
-              <w:t>The documents contain no information on this ask.</w:t>
+              <w:t>The documents contain no information on this recommendation.</w:t>
             </w:r>
           </w:p>
         </w:tc>
@@ -14811,7 +14811,7 @@
               <w:rPr>
                 <w:b/>
               </w:rPr>
-              <w:t>Grade D — No cooperation with the Committee</w:t>
+              <w:t>Grade B — Information/action partially satisfactory</w:t>
             </w:r>
             <w:r>
               <w:br/>
@@ -14826,7 +14826,7 @@
               <w:t xml:space="preserve">Assessment: </w:t>
             </w:r>
             <w:r>
-              <w:t>The National Report refers water and sanitation to the mid-term report and gives no information; the UN country team notes children in informal settlements without water.</w:t>
+              <w:t>The National Report refers water and sanitation to Eswatini's mid-term report, which records rural water schemes, a solar-powered pump pilot, disability-accessible water facilities and a sanitation project; the proportion with safely managed drinking water rose from 75% to 81.2% (2022-2023). The Committee on the Rights of the Child notes children in informal settlements without water.</w:t>
             </w:r>
             <w:r>
               <w:rPr>
@@ -14838,7 +14838,19 @@
             </w:r>
             <w:r>
               <w:br/>
-              <w:t>• National Report (A/HRC/WG.6/53/SWZ/1), para. 2 — Eswatini: "These recommendations include curbing gender-based violence, improving access to clean water, sanitation and hygiene, and ensuring inclusive access to education"</w:t>
+              <w:t>• State mid-term report (mid-term report), para. 36 — Eswatini: "The proportion of the national population which has access to safely managed clean drinking water increased from 75% in 2022 to 81.2% in 2023"</w:t>
+            </w:r>
+            <w:r>
+              <w:br/>
+              <w:t>• State mid-term report (mid-term report), para. 37 — Eswatini: "introducing solar- powered pumps as a renewable energy solution"</w:t>
+            </w:r>
+            <w:r>
+              <w:br/>
+              <w:t>• State mid-term report (mid-term report), para. 38 — Eswatini: "New facility designs now accommodate persons with disabilities (PWDs)"</w:t>
+            </w:r>
+            <w:r>
+              <w:br/>
+              <w:t>• UN Compilation (A/HRC/WG.6/53/SWZ/2), para. 61 — Committee on the Rights of the Child: "many children lived in informal settlements without access to water or sanitation"</w:t>
             </w:r>
           </w:p>
         </w:tc>
@@ -15010,7 +15022,7 @@
               <w:rPr>
                 <w:b/>
               </w:rPr>
-              <w:t>Grade D — No cooperation with the Committee</w:t>
+              <w:t>Grade B — Information/action partially satisfactory</w:t>
             </w:r>
             <w:r>
               <w:br/>
@@ -15025,7 +15037,7 @@
               <w:t xml:space="preserve">Assessment: </w:t>
             </w:r>
             <w:r>
-              <w:t>The National Report refers water and sanitation to the mid-term report and gives no information; the UN country team notes children in informal settlements without water.</w:t>
+              <w:t>The National Report refers water and sanitation to Eswatini's mid-term report, which records rural water schemes, a solar-powered pump pilot, disability-accessible water facilities and a sanitation project; the proportion with safely managed drinking water rose from 75% to 81.2% (2022-2023). The Committee on the Rights of the Child notes children in informal settlements without water.</w:t>
             </w:r>
             <w:r>
               <w:rPr>
@@ -15037,7 +15049,19 @@
             </w:r>
             <w:r>
               <w:br/>
-              <w:t>• National Report (A/HRC/WG.6/53/SWZ/1), para. 2 — Eswatini: "These recommendations include curbing gender-based violence, improving access to clean water, sanitation and hygiene, and ensuring inclusive access to education"</w:t>
+              <w:t>• State mid-term report (mid-term report), para. 36 — Eswatini: "The proportion of the national population which has access to safely managed clean drinking water increased from 75% in 2022 to 81.2% in 2023"</w:t>
+            </w:r>
+            <w:r>
+              <w:br/>
+              <w:t>• State mid-term report (mid-term report), para. 37 — Eswatini: "introducing solar- powered pumps as a renewable energy solution"</w:t>
+            </w:r>
+            <w:r>
+              <w:br/>
+              <w:t>• State mid-term report (mid-term report), para. 38 — Eswatini: "New facility designs now accommodate persons with disabilities (PWDs)"</w:t>
+            </w:r>
+            <w:r>
+              <w:br/>
+              <w:t>• UN Compilation (A/HRC/WG.6/53/SWZ/2), para. 61 — Committee on the Rights of the Child: "many children lived in informal settlements without access to water or sanitation"</w:t>
             </w:r>
           </w:p>
         </w:tc>
@@ -15228,7 +15252,7 @@
               <w:rPr>
                 <w:b/>
               </w:rPr>
-              <w:t>Grade D — No cooperation with the Committee</w:t>
+              <w:t>Grade B — Information/action partially satisfactory</w:t>
             </w:r>
             <w:r>
               <w:br/>
@@ -15243,7 +15267,7 @@
               <w:t xml:space="preserve">Assessment: </w:t>
             </w:r>
             <w:r>
-              <w:t>The National Report refers water and sanitation to the mid-term report and gives no information; the UN country team notes children in informal settlements without water.</w:t>
+              <w:t>The National Report refers water and sanitation to Eswatini's mid-term report, which records rural water schemes, a solar-powered pump pilot, disability-accessible water facilities and a sanitation project; the proportion with safely managed drinking water rose from 75% to 81.2% (2022-2023). The Committee on the Rights of the Child notes children in informal settlements without water.</w:t>
             </w:r>
             <w:r>
               <w:rPr>
@@ -15255,7 +15279,19 @@
             </w:r>
             <w:r>
               <w:br/>
-              <w:t>• National Report (A/HRC/WG.6/53/SWZ/1), para. 2 — Eswatini: "These recommendations include curbing gender-based violence, improving access to clean water, sanitation and hygiene, and ensuring inclusive access to education"</w:t>
+              <w:t>• State mid-term report (mid-term report), para. 36 — Eswatini: "The proportion of the national population which has access to safely managed clean drinking water increased from 75% in 2022 to 81.2% in 2023"</w:t>
+            </w:r>
+            <w:r>
+              <w:br/>
+              <w:t>• State mid-term report (mid-term report), para. 37 — Eswatini: "introducing solar- powered pumps as a renewable energy solution"</w:t>
+            </w:r>
+            <w:r>
+              <w:br/>
+              <w:t>• State mid-term report (mid-term report), para. 38 — Eswatini: "New facility designs now accommodate persons with disabilities (PWDs)"</w:t>
+            </w:r>
+            <w:r>
+              <w:br/>
+              <w:t>• UN Compilation (A/HRC/WG.6/53/SWZ/2), para. 61 — Committee on the Rights of the Child: "many children lived in informal settlements without access to water or sanitation"</w:t>
             </w:r>
           </w:p>
         </w:tc>
@@ -19318,7 +19354,7 @@
               <w:t xml:space="preserve">Assessment: </w:t>
             </w:r>
             <w:r>
-              <w:t>The documents contain no information on this ask.</w:t>
+              <w:t>The documents contain no information on this recommendation.</w:t>
             </w:r>
           </w:p>
         </w:tc>
@@ -31259,7 +31295,7 @@
               <w:t xml:space="preserve">Assessment: </w:t>
             </w:r>
             <w:r>
-              <w:t>The documents contain no information on this ask.</w:t>
+              <w:t>The documents contain no information on this recommendation.</w:t>
             </w:r>
           </w:p>
         </w:tc>
@@ -43764,7 +43800,7 @@
               <w:t xml:space="preserve">Assessment: </w:t>
             </w:r>
             <w:r>
-              <w:t>The documents contain no information on this ask.</w:t>
+              <w:t>The documents contain no information on this recommendation.</w:t>
             </w:r>
           </w:p>
         </w:tc>
@@ -43895,7 +43931,7 @@
               <w:t xml:space="preserve">Assessment: </w:t>
             </w:r>
             <w:r>
-              <w:t>The documents contain no information on this ask.</w:t>
+              <w:t>The documents contain no information on this recommendation.</w:t>
             </w:r>
           </w:p>
         </w:tc>
@@ -44026,7 +44062,7 @@
               <w:t xml:space="preserve">Assessment: </w:t>
             </w:r>
             <w:r>
-              <w:t>The documents contain no information on this ask.</w:t>
+              <w:t>The documents contain no information on this recommendation.</w:t>
             </w:r>
           </w:p>
         </w:tc>
